--- a/klagomål/A 7725-2024 FSC-klagomål.docx
+++ b/klagomål/A 7725-2024 FSC-klagomål.docx
@@ -508,7 +508,7 @@
     <w:r>
       <w:tab/>
       <w:tab/>
-      <w:t>2024-02-28</w:t>
+      <w:t>2024-02-29</w:t>
       <w:br/>
       <w:br/>
     </w:r>

--- a/klagomål/A 7725-2024 FSC-klagomål.docx
+++ b/klagomål/A 7725-2024 FSC-klagomål.docx
@@ -508,7 +508,7 @@
     <w:r>
       <w:tab/>
       <w:tab/>
-      <w:t>2024-02-29</w:t>
+      <w:t>2024-03-01</w:t>
       <w:br/>
       <w:br/>
     </w:r>

--- a/klagomål/A 7725-2024 FSC-klagomål.docx
+++ b/klagomål/A 7725-2024 FSC-klagomål.docx
@@ -508,7 +508,7 @@
     <w:r>
       <w:tab/>
       <w:tab/>
-      <w:t>2024-03-01</w:t>
+      <w:t>2024-03-02</w:t>
       <w:br/>
       <w:br/>
     </w:r>

--- a/klagomål/A 7725-2024 FSC-klagomål.docx
+++ b/klagomål/A 7725-2024 FSC-klagomål.docx
@@ -2,6 +2,162 @@
 <file path=word/document.xml><?xml version="1.0" encoding="utf-8"?>
 <w:document xmlns:wpc="http://schemas.microsoft.com/office/word/2010/wordprocessingCanvas" xmlns:cx="http://schemas.microsoft.com/office/drawing/2014/chartex" xmlns:cx1="http://schemas.microsoft.com/office/drawing/2015/9/8/chartex" xmlns:cx2="http://schemas.microsoft.com/office/drawing/2015/10/21/chartex" xmlns:cx3="http://schemas.microsoft.com/office/drawing/2016/5/9/chartex" xmlns:cx4="http://schemas.microsoft.com/office/drawing/2016/5/10/chartex" xmlns:cx5="http://schemas.microsoft.com/office/drawing/2016/5/11/chartex" xmlns:cx6="http://schemas.microsoft.com/office/drawing/2016/5/12/chartex" xmlns:cx7="http://schemas.microsoft.com/office/drawing/2016/5/13/chartex" xmlns:cx8="http://schemas.microsoft.com/office/drawing/2016/5/14/chartex" xmlns:mc="http://schemas.openxmlformats.org/markup-compatibility/2006" xmlns:aink="http://schemas.microsoft.com/office/drawing/2016/ink" xmlns:am3d="http://schemas.microsoft.com/office/drawing/2017/model3d" xmlns:o="urn:schemas-microsoft-com:office:office" xmlns:oel="http://schemas.microsoft.com/office/2019/extlst" xmlns:r="http://schemas.openxmlformats.org/officeDocument/2006/relationships" xmlns:m="http://schemas.openxmlformats.org/officeDocument/2006/math" xmlns:v="urn:schemas-microsoft-com:vml" xmlns:wp14="http://schemas.microsoft.com/office/word/2010/wordprocessingDrawing" xmlns:wp="http://schemas.openxmlformats.org/drawingml/2006/wordprocessingDrawing" xmlns:w10="urn:schemas-microsoft-com:office:word" xmlns:w="http://schemas.openxmlformats.org/wordprocessingml/2006/main" xmlns:w14="http://schemas.microsoft.com/office/word/2010/wordml" xmlns:w15="http://schemas.microsoft.com/office/word/2012/wordml" xmlns:w16cex="http://schemas.microsoft.com/office/word/2018/wordml/cex" xmlns:w16cid="http://schemas.microsoft.com/office/word/2016/wordml/cid" xmlns:w16="http://schemas.microsoft.com/office/word/2018/wordml" xmlns:w16sdtdh="http://schemas.microsoft.com/office/word/2020/wordml/sdtdatahash" xmlns:w16se="http://schemas.microsoft.com/office/word/2015/wordml/symex" xmlns:wpg="http://schemas.microsoft.com/office/word/2010/wordprocessingGroup" xmlns:wpi="http://schemas.microsoft.com/office/word/2010/wordprocessingInk" xmlns:wne="http://schemas.microsoft.com/office/word/2006/wordml" xmlns:wps="http://schemas.microsoft.com/office/word/2010/wordprocessingShape" mc:Ignorable="w14 w15 w16se w16cid w16 w16cex w16sdtdh wp14">
   <w:body>
+    <w:p>
+      <w:r>
+        <w:rPr>
+          <w:highlight w:val="yellow"/>
+        </w:rPr>
+        <w:t>OBS! Ta bort denna text och instruktionerna nedan innan dokumentet skickas in.</w:t>
+      </w:r>
+    </w:p>
+    <w:p>
+      <w:r>
+        <w:rPr>
+          <w:u w:val="single"/>
+        </w:rPr>
+        <w:t>Saker att tänka på innan du skickar in synpunkter, förfrågningar och klagomål gällande FSC regelverket:</w:t>
+      </w:r>
+    </w:p>
+    <w:p>
+      <w:pPr>
+        <w:pStyle w:val="ListBullet"/>
+      </w:pPr>
+      <w:r>
+        <w:rPr>
+          <w:b/>
+        </w:rPr>
+        <w:t>Mycket viktig att beställa hem</w:t>
+      </w:r>
+      <w:r>
+        <w:rPr>
+          <w:b/>
+          <w:vertAlign w:val="superscript"/>
+        </w:rPr>
+        <w:t>1</w:t>
+      </w:r>
+      <w:r>
+        <w:rPr>
+          <w:b/>
+        </w:rPr>
+        <w:t xml:space="preserve"> och granska avverkningsanmälan från Skogsstyrelsen innan du skickar iväg något.</w:t>
+      </w:r>
+    </w:p>
+    <w:p>
+      <w:pPr>
+        <w:pStyle w:val="ListBullet"/>
+      </w:pPr>
+      <w:r>
+        <w:rPr>
+          <w:b/>
+        </w:rPr>
+        <w:t xml:space="preserve">Den svenska FSC standardens krav (exempelvis indikator 6.4.3) kan endast användas om markägaren är FSC certifierad. </w:t>
+      </w:r>
+      <w:r>
+        <w:t>Du måste därför ta reda på om markägaren är FSC certifierad innan du skickar in ett sådant klagomål</w:t>
+      </w:r>
+      <w:r>
+        <w:rPr>
+          <w:vertAlign w:val="superscript"/>
+        </w:rPr>
+        <w:t>2</w:t>
+      </w:r>
+      <w:r>
+        <w:t>.</w:t>
+      </w:r>
+    </w:p>
+    <w:p>
+      <w:pPr>
+        <w:pStyle w:val="ListBullet"/>
+      </w:pPr>
+      <w:r>
+        <w:rPr>
+          <w:b/>
+        </w:rPr>
+        <w:t>För att skicka klagomål gällande bristfällig hänsyn till rödlistade arter (indikator 6.4.3) måste man först granska om det finns någon hänsyn planerad till arterna i avverkningsanmälan.</w:t>
+      </w:r>
+    </w:p>
+    <w:p>
+      <w:pPr>
+        <w:pStyle w:val="ListBullet"/>
+      </w:pPr>
+      <w:r>
+        <w:t xml:space="preserve">Om du inte har granskat om hänsyn planeras till arterna i avverkningsanmälan kan du möjligen skicka in dokumentet som en synpunkt eller förfrågan. </w:t>
+      </w:r>
+      <w:r>
+        <w:rPr>
+          <w:b/>
+        </w:rPr>
+        <w:t>Om du skickar in som förfrågan kan du till skillnad från en synpunkt förvänta dig ett svar.</w:t>
+      </w:r>
+    </w:p>
+    <w:p>
+      <w:pPr>
+        <w:pStyle w:val="ListBullet"/>
+      </w:pPr>
+      <w:r>
+        <w:t>Klagomål mot FSC skogsbruksstandarden ska i ett första skede framföras till certifikatsinnehavaren, tex ett skogsbolag. Många (främst mindre) skogsägare är medlemmar i gruppcertifikat</w:t>
+      </w:r>
+      <w:r>
+        <w:rPr>
+          <w:vertAlign w:val="superscript"/>
+        </w:rPr>
+        <w:t>3</w:t>
+      </w:r>
+      <w:r>
+        <w:t xml:space="preserve"> och då ska klagomålet framföras till gruppcertifikatet.</w:t>
+      </w:r>
+    </w:p>
+    <w:p>
+      <w:pPr>
+        <w:pStyle w:val="ListBullet"/>
+      </w:pPr>
+      <w:r>
+        <w:t>Om ett ombud (tex Norra skog eller Mellanskog) avverkningsanmäler en skog med naturvärden motsvarande nyckelbiotops kvalité men markägaren inte är FSC certifierad, bör du skicka in ett FSC kontrollerat virke klagomål. Då ska klagomålet skickas till ombudsföretaget.</w:t>
+      </w:r>
+    </w:p>
+    <w:p>
+      <w:pPr>
+        <w:jc w:val="left"/>
+      </w:pPr>
+      <w:r>
+        <w:rPr>
+          <w:vertAlign w:val="superscript"/>
+        </w:rPr>
+        <w:t>1</w:t>
+      </w:r>
+      <w:r>
+        <w:t xml:space="preserve"> Maila till skogsstyrelsen@skogsstyrelsen.se</w:t>
+        <w:br/>
+      </w:r>
+      <w:r>
+        <w:rPr>
+          <w:vertAlign w:val="superscript"/>
+        </w:rPr>
+        <w:t>2</w:t>
+      </w:r>
+      <w:r>
+        <w:t xml:space="preserve"> Hör av dig till FSC kansliet eller isak.lodin@wwf.se om du vill ha hjälp.</w:t>
+        <w:br/>
+      </w:r>
+      <w:r>
+        <w:rPr>
+          <w:vertAlign w:val="superscript"/>
+        </w:rPr>
+        <w:t>3</w:t>
+      </w:r>
+      <w:r>
+        <w:t xml:space="preserve"> https://se.fsc.org/se-sv/hitta/grupper-for-skogsbrukscertifiering</w:t>
+      </w:r>
+    </w:p>
+    <w:p>
+      <w:r>
+        <w:rPr>
+          <w:highlight w:val="yellow"/>
+        </w:rPr>
+        <w:t>OBS! Ta bort denna text och instruktionerna ovan innan dokumentet skickas in.</w:t>
+        <w:br w:type="page"/>
+      </w:r>
+    </w:p>
     <w:p>
       <w:pPr>
         <w:pStyle w:val="Title"/>
@@ -508,7 +664,7 @@
     <w:r>
       <w:tab/>
       <w:tab/>
-      <w:t>2024-03-02</w:t>
+      <w:t>2024-03-03</w:t>
       <w:br/>
       <w:br/>
     </w:r>

--- a/klagomål/A 7725-2024 FSC-klagomål.docx
+++ b/klagomål/A 7725-2024 FSC-klagomål.docx
@@ -664,7 +664,7 @@
     <w:r>
       <w:tab/>
       <w:tab/>
-      <w:t>2024-03-03</w:t>
+      <w:t>2024-03-04</w:t>
       <w:br/>
       <w:br/>
     </w:r>

--- a/klagomål/A 7725-2024 FSC-klagomål.docx
+++ b/klagomål/A 7725-2024 FSC-klagomål.docx
@@ -664,7 +664,7 @@
     <w:r>
       <w:tab/>
       <w:tab/>
-      <w:t>2024-03-04</w:t>
+      <w:t>2024-03-05</w:t>
       <w:br/>
       <w:br/>
     </w:r>

--- a/klagomål/A 7725-2024 FSC-klagomål.docx
+++ b/klagomål/A 7725-2024 FSC-klagomål.docx
@@ -664,7 +664,7 @@
     <w:r>
       <w:tab/>
       <w:tab/>
-      <w:t>2024-03-05</w:t>
+      <w:t>2024-03-06</w:t>
       <w:br/>
       <w:br/>
     </w:r>

--- a/klagomål/A 7725-2024 FSC-klagomål.docx
+++ b/klagomål/A 7725-2024 FSC-klagomål.docx
@@ -664,7 +664,7 @@
     <w:r>
       <w:tab/>
       <w:tab/>
-      <w:t>2024-03-06</w:t>
+      <w:t>2024-03-07</w:t>
       <w:br/>
       <w:br/>
     </w:r>

--- a/klagomål/A 7725-2024 FSC-klagomål.docx
+++ b/klagomål/A 7725-2024 FSC-klagomål.docx
@@ -664,7 +664,7 @@
     <w:r>
       <w:tab/>
       <w:tab/>
-      <w:t>2024-03-07</w:t>
+      <w:t>2024-03-08</w:t>
       <w:br/>
       <w:br/>
     </w:r>

--- a/klagomål/A 7725-2024 FSC-klagomål.docx
+++ b/klagomål/A 7725-2024 FSC-klagomål.docx
@@ -664,7 +664,7 @@
     <w:r>
       <w:tab/>
       <w:tab/>
-      <w:t>2024-03-08</w:t>
+      <w:t>2024-03-09</w:t>
       <w:br/>
       <w:br/>
     </w:r>

--- a/klagomål/A 7725-2024 FSC-klagomål.docx
+++ b/klagomål/A 7725-2024 FSC-klagomål.docx
@@ -664,7 +664,7 @@
     <w:r>
       <w:tab/>
       <w:tab/>
-      <w:t>2024-03-09</w:t>
+      <w:t>2024-03-10</w:t>
       <w:br/>
       <w:br/>
     </w:r>

--- a/klagomål/A 7725-2024 FSC-klagomål.docx
+++ b/klagomål/A 7725-2024 FSC-klagomål.docx
@@ -664,7 +664,7 @@
     <w:r>
       <w:tab/>
       <w:tab/>
-      <w:t>2024-03-10</w:t>
+      <w:t>2024-03-11</w:t>
       <w:br/>
       <w:br/>
     </w:r>

--- a/klagomål/A 7725-2024 FSC-klagomål.docx
+++ b/klagomål/A 7725-2024 FSC-klagomål.docx
@@ -664,7 +664,7 @@
     <w:r>
       <w:tab/>
       <w:tab/>
-      <w:t>2024-03-11</w:t>
+      <w:t>2024-03-12</w:t>
       <w:br/>
       <w:br/>
     </w:r>

--- a/klagomål/A 7725-2024 FSC-klagomål.docx
+++ b/klagomål/A 7725-2024 FSC-klagomål.docx
@@ -664,7 +664,7 @@
     <w:r>
       <w:tab/>
       <w:tab/>
-      <w:t>2024-03-12</w:t>
+      <w:t>2024-03-13</w:t>
       <w:br/>
       <w:br/>
     </w:r>

--- a/klagomål/A 7725-2024 FSC-klagomål.docx
+++ b/klagomål/A 7725-2024 FSC-klagomål.docx
@@ -664,7 +664,7 @@
     <w:r>
       <w:tab/>
       <w:tab/>
-      <w:t>2024-06-28</w:t>
+      <w:t>2024-06-29</w:t>
       <w:br/>
       <w:br/>
     </w:r>

--- a/klagomål/A 7725-2024 FSC-klagomål.docx
+++ b/klagomål/A 7725-2024 FSC-klagomål.docx
@@ -664,7 +664,7 @@
     <w:r>
       <w:tab/>
       <w:tab/>
-      <w:t>2024-06-29</w:t>
+      <w:t>2024-06-30</w:t>
       <w:br/>
       <w:br/>
     </w:r>

--- a/klagomål/A 7725-2024 FSC-klagomål.docx
+++ b/klagomål/A 7725-2024 FSC-klagomål.docx
@@ -664,7 +664,7 @@
     <w:r>
       <w:tab/>
       <w:tab/>
-      <w:t>2024-06-30</w:t>
+      <w:t>2024-07-01</w:t>
       <w:br/>
       <w:br/>
     </w:r>

--- a/klagomål/A 7725-2024 FSC-klagomål.docx
+++ b/klagomål/A 7725-2024 FSC-klagomål.docx
@@ -664,7 +664,7 @@
     <w:r>
       <w:tab/>
       <w:tab/>
-      <w:t>2024-07-01</w:t>
+      <w:t>2024-07-02</w:t>
       <w:br/>
       <w:br/>
     </w:r>

--- a/klagomål/A 7725-2024 FSC-klagomål.docx
+++ b/klagomål/A 7725-2024 FSC-klagomål.docx
@@ -664,7 +664,7 @@
     <w:r>
       <w:tab/>
       <w:tab/>
-      <w:t>2024-08-01</w:t>
+      <w:t>2024-08-02</w:t>
       <w:br/>
       <w:br/>
     </w:r>

--- a/klagomål/A 7725-2024 FSC-klagomål.docx
+++ b/klagomål/A 7725-2024 FSC-klagomål.docx
@@ -664,7 +664,7 @@
     <w:r>
       <w:tab/>
       <w:tab/>
-      <w:t>2024-08-02</w:t>
+      <w:t>2024-08-03</w:t>
       <w:br/>
       <w:br/>
     </w:r>

--- a/klagomål/A 7725-2024 FSC-klagomål.docx
+++ b/klagomål/A 7725-2024 FSC-klagomål.docx
@@ -664,7 +664,7 @@
     <w:r>
       <w:tab/>
       <w:tab/>
-      <w:t>2024-08-03</w:t>
+      <w:t>2024-08-04</w:t>
       <w:br/>
       <w:br/>
     </w:r>

--- a/klagomål/A 7725-2024 FSC-klagomål.docx
+++ b/klagomål/A 7725-2024 FSC-klagomål.docx
@@ -664,7 +664,7 @@
     <w:r>
       <w:tab/>
       <w:tab/>
-      <w:t>2024-08-04</w:t>
+      <w:t>2024-08-05</w:t>
       <w:br/>
       <w:br/>
     </w:r>

--- a/klagomål/A 7725-2024 FSC-klagomål.docx
+++ b/klagomål/A 7725-2024 FSC-klagomål.docx
@@ -664,7 +664,7 @@
     <w:r>
       <w:tab/>
       <w:tab/>
-      <w:t>2024-08-05</w:t>
+      <w:t>2024-08-06</w:t>
       <w:br/>
       <w:br/>
     </w:r>

--- a/klagomål/A 7725-2024 FSC-klagomål.docx
+++ b/klagomål/A 7725-2024 FSC-klagomål.docx
@@ -664,7 +664,7 @@
     <w:r>
       <w:tab/>
       <w:tab/>
-      <w:t>2024-08-06</w:t>
+      <w:t>2024-08-07</w:t>
       <w:br/>
       <w:br/>
     </w:r>

--- a/klagomål/A 7725-2024 FSC-klagomål.docx
+++ b/klagomål/A 7725-2024 FSC-klagomål.docx
@@ -664,7 +664,7 @@
     <w:r>
       <w:tab/>
       <w:tab/>
-      <w:t>2024-08-07</w:t>
+      <w:t>2024-08-08</w:t>
       <w:br/>
       <w:br/>
     </w:r>

--- a/klagomål/A 7725-2024 FSC-klagomål.docx
+++ b/klagomål/A 7725-2024 FSC-klagomål.docx
@@ -664,7 +664,7 @@
     <w:r>
       <w:tab/>
       <w:tab/>
-      <w:t>2024-08-08</w:t>
+      <w:t>2024-08-09</w:t>
       <w:br/>
       <w:br/>
     </w:r>

--- a/klagomål/A 7725-2024 FSC-klagomål.docx
+++ b/klagomål/A 7725-2024 FSC-klagomål.docx
@@ -664,7 +664,7 @@
     <w:r>
       <w:tab/>
       <w:tab/>
-      <w:t>2024-09-29</w:t>
+      <w:t>2024-09-30</w:t>
       <w:br/>
       <w:br/>
     </w:r>

--- a/klagomål/A 7725-2024 FSC-klagomål.docx
+++ b/klagomål/A 7725-2024 FSC-klagomål.docx
@@ -664,7 +664,7 @@
     <w:r>
       <w:tab/>
       <w:tab/>
-      <w:t>2024-09-30</w:t>
+      <w:t>2024-10-01</w:t>
       <w:br/>
       <w:br/>
     </w:r>

--- a/klagomål/A 7725-2024 FSC-klagomål.docx
+++ b/klagomål/A 7725-2024 FSC-klagomål.docx
@@ -664,7 +664,7 @@
     <w:r>
       <w:tab/>
       <w:tab/>
-      <w:t>2024-10-01</w:t>
+      <w:t>2024-10-02</w:t>
       <w:br/>
       <w:br/>
     </w:r>

--- a/klagomål/A 7725-2024 FSC-klagomål.docx
+++ b/klagomål/A 7725-2024 FSC-klagomål.docx
@@ -664,7 +664,7 @@
     <w:r>
       <w:tab/>
       <w:tab/>
-      <w:t>2024-10-02</w:t>
+      <w:t>2024-10-03</w:t>
       <w:br/>
       <w:br/>
     </w:r>

--- a/klagomål/A 7725-2024 FSC-klagomål.docx
+++ b/klagomål/A 7725-2024 FSC-klagomål.docx
@@ -664,7 +664,7 @@
     <w:r>
       <w:tab/>
       <w:tab/>
-      <w:t>2024-10-03</w:t>
+      <w:t>2024-10-04</w:t>
       <w:br/>
       <w:br/>
     </w:r>

--- a/klagomål/A 7725-2024 FSC-klagomål.docx
+++ b/klagomål/A 7725-2024 FSC-klagomål.docx
@@ -664,7 +664,7 @@
     <w:r>
       <w:tab/>
       <w:tab/>
-      <w:t>2024-10-04</w:t>
+      <w:t>2024-10-05</w:t>
       <w:br/>
       <w:br/>
     </w:r>

--- a/klagomål/A 7725-2024 FSC-klagomål.docx
+++ b/klagomål/A 7725-2024 FSC-klagomål.docx
@@ -664,7 +664,7 @@
     <w:r>
       <w:tab/>
       <w:tab/>
-      <w:t>2024-10-05</w:t>
+      <w:t>2024-10-06</w:t>
       <w:br/>
       <w:br/>
     </w:r>

--- a/klagomål/A 7725-2024 FSC-klagomål.docx
+++ b/klagomål/A 7725-2024 FSC-klagomål.docx
@@ -664,7 +664,7 @@
     <w:r>
       <w:tab/>
       <w:tab/>
-      <w:t>2024-10-06</w:t>
+      <w:t>2024-10-07</w:t>
       <w:br/>
       <w:br/>
     </w:r>

--- a/klagomål/A 7725-2024 FSC-klagomål.docx
+++ b/klagomål/A 7725-2024 FSC-klagomål.docx
@@ -664,7 +664,7 @@
     <w:r>
       <w:tab/>
       <w:tab/>
-      <w:t>2024-10-07</w:t>
+      <w:t>2024-10-08</w:t>
       <w:br/>
       <w:br/>
     </w:r>

--- a/klagomål/A 7725-2024 FSC-klagomål.docx
+++ b/klagomål/A 7725-2024 FSC-klagomål.docx
@@ -664,7 +664,7 @@
     <w:r>
       <w:tab/>
       <w:tab/>
-      <w:t>2024-10-08</w:t>
+      <w:t>2024-10-09</w:t>
       <w:br/>
       <w:br/>
     </w:r>

--- a/klagomål/A 7725-2024 FSC-klagomål.docx
+++ b/klagomål/A 7725-2024 FSC-klagomål.docx
@@ -664,7 +664,7 @@
     <w:r>
       <w:tab/>
       <w:tab/>
-      <w:t>2024-10-09</w:t>
+      <w:t>2024-10-10</w:t>
       <w:br/>
       <w:br/>
     </w:r>

--- a/klagomål/A 7725-2024 FSC-klagomål.docx
+++ b/klagomål/A 7725-2024 FSC-klagomål.docx
@@ -664,7 +664,7 @@
     <w:r>
       <w:tab/>
       <w:tab/>
-      <w:t>2024-10-10</w:t>
+      <w:t>2024-10-11</w:t>
       <w:br/>
       <w:br/>
     </w:r>

--- a/klagomål/A 7725-2024 FSC-klagomål.docx
+++ b/klagomål/A 7725-2024 FSC-klagomål.docx
@@ -664,7 +664,7 @@
     <w:r>
       <w:tab/>
       <w:tab/>
-      <w:t>2024-10-11</w:t>
+      <w:t>2024-10-12</w:t>
       <w:br/>
       <w:br/>
     </w:r>

--- a/klagomål/A 7725-2024 FSC-klagomål.docx
+++ b/klagomål/A 7725-2024 FSC-klagomål.docx
@@ -664,7 +664,7 @@
     <w:r>
       <w:tab/>
       <w:tab/>
-      <w:t>2024-10-12</w:t>
+      <w:t>2024-10-13</w:t>
       <w:br/>
       <w:br/>
     </w:r>

--- a/klagomål/A 7725-2024 FSC-klagomål.docx
+++ b/klagomål/A 7725-2024 FSC-klagomål.docx
@@ -664,7 +664,7 @@
     <w:r>
       <w:tab/>
       <w:tab/>
-      <w:t>2024-10-13</w:t>
+      <w:t>2024-10-14</w:t>
       <w:br/>
       <w:br/>
     </w:r>

--- a/klagomål/A 7725-2024 FSC-klagomål.docx
+++ b/klagomål/A 7725-2024 FSC-klagomål.docx
@@ -664,7 +664,7 @@
     <w:r>
       <w:tab/>
       <w:tab/>
-      <w:t>2024-10-14</w:t>
+      <w:t>2024-10-15</w:t>
       <w:br/>
       <w:br/>
     </w:r>

--- a/klagomål/A 7725-2024 FSC-klagomål.docx
+++ b/klagomål/A 7725-2024 FSC-klagomål.docx
@@ -664,7 +664,7 @@
     <w:r>
       <w:tab/>
       <w:tab/>
-      <w:t>2024-10-15</w:t>
+      <w:t>2024-10-16</w:t>
       <w:br/>
       <w:br/>
     </w:r>

--- a/klagomål/A 7725-2024 FSC-klagomål.docx
+++ b/klagomål/A 7725-2024 FSC-klagomål.docx
@@ -664,7 +664,7 @@
     <w:r>
       <w:tab/>
       <w:tab/>
-      <w:t>2024-10-16</w:t>
+      <w:t>2024-10-17</w:t>
       <w:br/>
       <w:br/>
     </w:r>

--- a/klagomål/A 7725-2024 FSC-klagomål.docx
+++ b/klagomål/A 7725-2024 FSC-klagomål.docx
@@ -664,7 +664,7 @@
     <w:r>
       <w:tab/>
       <w:tab/>
-      <w:t>2024-10-17</w:t>
+      <w:t>2024-10-18</w:t>
       <w:br/>
       <w:br/>
     </w:r>

--- a/klagomål/A 7725-2024 FSC-klagomål.docx
+++ b/klagomål/A 7725-2024 FSC-klagomål.docx
@@ -664,7 +664,7 @@
     <w:r>
       <w:tab/>
       <w:tab/>
-      <w:t>2024-10-18</w:t>
+      <w:t>2024-10-19</w:t>
       <w:br/>
       <w:br/>
     </w:r>

--- a/klagomål/A 7725-2024 FSC-klagomål.docx
+++ b/klagomål/A 7725-2024 FSC-klagomål.docx
@@ -664,7 +664,7 @@
     <w:r>
       <w:tab/>
       <w:tab/>
-      <w:t>2024-10-19</w:t>
+      <w:t>2024-10-20</w:t>
       <w:br/>
       <w:br/>
     </w:r>

--- a/klagomål/A 7725-2024 FSC-klagomål.docx
+++ b/klagomål/A 7725-2024 FSC-klagomål.docx
@@ -664,7 +664,7 @@
     <w:r>
       <w:tab/>
       <w:tab/>
-      <w:t>2024-10-20</w:t>
+      <w:t>2024-10-21</w:t>
       <w:br/>
       <w:br/>
     </w:r>

--- a/klagomål/A 7725-2024 FSC-klagomål.docx
+++ b/klagomål/A 7725-2024 FSC-klagomål.docx
@@ -664,7 +664,7 @@
     <w:r>
       <w:tab/>
       <w:tab/>
-      <w:t>2024-10-21</w:t>
+      <w:t>2024-10-22</w:t>
       <w:br/>
       <w:br/>
     </w:r>

--- a/klagomål/A 7725-2024 FSC-klagomål.docx
+++ b/klagomål/A 7725-2024 FSC-klagomål.docx
@@ -664,7 +664,7 @@
     <w:r>
       <w:tab/>
       <w:tab/>
-      <w:t>2024-10-22</w:t>
+      <w:t>2024-10-23</w:t>
       <w:br/>
       <w:br/>
     </w:r>

--- a/klagomål/A 7725-2024 FSC-klagomål.docx
+++ b/klagomål/A 7725-2024 FSC-klagomål.docx
@@ -664,7 +664,7 @@
     <w:r>
       <w:tab/>
       <w:tab/>
-      <w:t>2024-10-23</w:t>
+      <w:t>2024-10-24</w:t>
       <w:br/>
       <w:br/>
     </w:r>

--- a/klagomål/A 7725-2024 FSC-klagomål.docx
+++ b/klagomål/A 7725-2024 FSC-klagomål.docx
@@ -664,7 +664,7 @@
     <w:r>
       <w:tab/>
       <w:tab/>
-      <w:t>2024-11-29</w:t>
+      <w:t>2024-11-30</w:t>
       <w:br/>
       <w:br/>
     </w:r>

--- a/klagomål/A 7725-2024 FSC-klagomål.docx
+++ b/klagomål/A 7725-2024 FSC-klagomål.docx
@@ -664,7 +664,7 @@
     <w:r>
       <w:tab/>
       <w:tab/>
-      <w:t>2024-11-30</w:t>
+      <w:t>2024-12-01</w:t>
       <w:br/>
       <w:br/>
     </w:r>

--- a/klagomål/A 7725-2024 FSC-klagomål.docx
+++ b/klagomål/A 7725-2024 FSC-klagomål.docx
@@ -664,7 +664,7 @@
     <w:r>
       <w:tab/>
       <w:tab/>
-      <w:t>2024-12-01</w:t>
+      <w:t>2024-12-02</w:t>
       <w:br/>
       <w:br/>
     </w:r>

--- a/klagomål/A 7725-2024 FSC-klagomål.docx
+++ b/klagomål/A 7725-2024 FSC-klagomål.docx
@@ -163,7 +163,7 @@
         <w:pStyle w:val="Title"/>
       </w:pPr>
       <w:r>
-        <w:t>Inledande FSC- /PEFC-klagomål - information om höga naturvärden och fridlysta arter i avverkningsanmälan A 7725-2024 i Uddevalla kommun</w:t>
+        <w:t>Inledande FSC- /PEFC-klagomål – information om höga naturvärden och fridlysta arter i avverkningsanmälan A 7725-2024 i Uddevalla kommun</w:t>
       </w:r>
     </w:p>
     <w:p>
@@ -664,7 +664,7 @@
     <w:r>
       <w:tab/>
       <w:tab/>
-      <w:t>2024-12-02</w:t>
+      <w:t>2024-12-03</w:t>
       <w:br/>
       <w:br/>
     </w:r>

--- a/klagomål/A 7725-2024 FSC-klagomål.docx
+++ b/klagomål/A 7725-2024 FSC-klagomål.docx
@@ -664,7 +664,7 @@
     <w:r>
       <w:tab/>
       <w:tab/>
-      <w:t>2024-12-03</w:t>
+      <w:t>2024-12-04</w:t>
       <w:br/>
       <w:br/>
     </w:r>

--- a/klagomål/A 7725-2024 FSC-klagomål.docx
+++ b/klagomål/A 7725-2024 FSC-klagomål.docx
@@ -664,7 +664,7 @@
     <w:r>
       <w:tab/>
       <w:tab/>
-      <w:t>2024-12-04</w:t>
+      <w:t>2024-12-05</w:t>
       <w:br/>
       <w:br/>
     </w:r>

--- a/klagomål/A 7725-2024 FSC-klagomål.docx
+++ b/klagomål/A 7725-2024 FSC-klagomål.docx
@@ -664,7 +664,7 @@
     <w:r>
       <w:tab/>
       <w:tab/>
-      <w:t>2024-12-05</w:t>
+      <w:t>2024-12-07</w:t>
       <w:br/>
       <w:br/>
     </w:r>

--- a/klagomål/A 7725-2024 FSC-klagomål.docx
+++ b/klagomål/A 7725-2024 FSC-klagomål.docx
@@ -664,7 +664,7 @@
     <w:r>
       <w:tab/>
       <w:tab/>
-      <w:t>2024-12-07</w:t>
+      <w:t>2024-12-08</w:t>
       <w:br/>
       <w:br/>
     </w:r>

--- a/klagomål/A 7725-2024 FSC-klagomål.docx
+++ b/klagomål/A 7725-2024 FSC-klagomål.docx
@@ -664,7 +664,7 @@
     <w:r>
       <w:tab/>
       <w:tab/>
-      <w:t>2024-12-08</w:t>
+      <w:t>2024-12-09</w:t>
       <w:br/>
       <w:br/>
     </w:r>

--- a/klagomål/A 7725-2024 FSC-klagomål.docx
+++ b/klagomål/A 7725-2024 FSC-klagomål.docx
@@ -664,7 +664,7 @@
     <w:r>
       <w:tab/>
       <w:tab/>
-      <w:t>2024-12-09</w:t>
+      <w:t>2024-12-10</w:t>
       <w:br/>
       <w:br/>
     </w:r>

--- a/klagomål/A 7725-2024 FSC-klagomål.docx
+++ b/klagomål/A 7725-2024 FSC-klagomål.docx
@@ -664,7 +664,7 @@
     <w:r>
       <w:tab/>
       <w:tab/>
-      <w:t>2024-12-10</w:t>
+      <w:t>2024-12-11</w:t>
       <w:br/>
       <w:br/>
     </w:r>

--- a/klagomål/A 7725-2024 FSC-klagomål.docx
+++ b/klagomål/A 7725-2024 FSC-klagomål.docx
@@ -664,7 +664,7 @@
     <w:r>
       <w:tab/>
       <w:tab/>
-      <w:t>2024-12-11</w:t>
+      <w:t>2024-12-12</w:t>
       <w:br/>
       <w:br/>
     </w:r>

--- a/klagomål/A 7725-2024 FSC-klagomål.docx
+++ b/klagomål/A 7725-2024 FSC-klagomål.docx
@@ -664,7 +664,7 @@
     <w:r>
       <w:tab/>
       <w:tab/>
-      <w:t>2024-12-12</w:t>
+      <w:t>2024-12-13</w:t>
       <w:br/>
       <w:br/>
     </w:r>

--- a/klagomål/A 7725-2024 FSC-klagomål.docx
+++ b/klagomål/A 7725-2024 FSC-klagomål.docx
@@ -664,7 +664,7 @@
     <w:r>
       <w:tab/>
       <w:tab/>
-      <w:t>2024-12-13</w:t>
+      <w:t>2024-12-14</w:t>
       <w:br/>
       <w:br/>
     </w:r>

--- a/klagomål/A 7725-2024 FSC-klagomål.docx
+++ b/klagomål/A 7725-2024 FSC-klagomål.docx
@@ -664,7 +664,7 @@
     <w:r>
       <w:tab/>
       <w:tab/>
-      <w:t>2024-12-14</w:t>
+      <w:t>2024-12-15</w:t>
       <w:br/>
       <w:br/>
     </w:r>

--- a/klagomål/A 7725-2024 FSC-klagomål.docx
+++ b/klagomål/A 7725-2024 FSC-klagomål.docx
@@ -664,7 +664,7 @@
     <w:r>
       <w:tab/>
       <w:tab/>
-      <w:t>2024-12-15</w:t>
+      <w:t>2024-12-16</w:t>
       <w:br/>
       <w:br/>
     </w:r>

--- a/klagomål/A 7725-2024 FSC-klagomål.docx
+++ b/klagomål/A 7725-2024 FSC-klagomål.docx
@@ -664,7 +664,7 @@
     <w:r>
       <w:tab/>
       <w:tab/>
-      <w:t>2024-12-16</w:t>
+      <w:t>2024-12-17</w:t>
       <w:br/>
       <w:br/>
     </w:r>

--- a/klagomål/A 7725-2024 FSC-klagomål.docx
+++ b/klagomål/A 7725-2024 FSC-klagomål.docx
@@ -664,7 +664,7 @@
     <w:r>
       <w:tab/>
       <w:tab/>
-      <w:t>2024-12-17</w:t>
+      <w:t>2024-12-18</w:t>
       <w:br/>
       <w:br/>
     </w:r>

--- a/klagomål/A 7725-2024 FSC-klagomål.docx
+++ b/klagomål/A 7725-2024 FSC-klagomål.docx
@@ -664,7 +664,7 @@
     <w:r>
       <w:tab/>
       <w:tab/>
-      <w:t>2024-12-18</w:t>
+      <w:t>2024-12-19</w:t>
       <w:br/>
       <w:br/>
     </w:r>

--- a/klagomål/A 7725-2024 FSC-klagomål.docx
+++ b/klagomål/A 7725-2024 FSC-klagomål.docx
@@ -664,7 +664,7 @@
     <w:r>
       <w:tab/>
       <w:tab/>
-      <w:t>2024-12-19</w:t>
+      <w:t>2024-12-20</w:t>
       <w:br/>
       <w:br/>
     </w:r>

--- a/klagomål/A 7725-2024 FSC-klagomål.docx
+++ b/klagomål/A 7725-2024 FSC-klagomål.docx
@@ -664,7 +664,7 @@
     <w:r>
       <w:tab/>
       <w:tab/>
-      <w:t>2024-12-20</w:t>
+      <w:t>2024-12-22</w:t>
       <w:br/>
       <w:br/>
     </w:r>

--- a/klagomål/A 7725-2024 FSC-klagomål.docx
+++ b/klagomål/A 7725-2024 FSC-klagomål.docx
@@ -664,7 +664,7 @@
     <w:r>
       <w:tab/>
       <w:tab/>
-      <w:t>2024-12-22</w:t>
+      <w:t>2024-12-23</w:t>
       <w:br/>
       <w:br/>
     </w:r>

--- a/klagomål/A 7725-2024 FSC-klagomål.docx
+++ b/klagomål/A 7725-2024 FSC-klagomål.docx
@@ -664,7 +664,7 @@
     <w:r>
       <w:tab/>
       <w:tab/>
-      <w:t>2024-12-23</w:t>
+      <w:t>2024-12-24</w:t>
       <w:br/>
       <w:br/>
     </w:r>

--- a/klagomål/A 7725-2024 FSC-klagomål.docx
+++ b/klagomål/A 7725-2024 FSC-klagomål.docx
@@ -664,7 +664,7 @@
     <w:r>
       <w:tab/>
       <w:tab/>
-      <w:t>2024-12-31</w:t>
+      <w:t>2025-01-01</w:t>
       <w:br/>
       <w:br/>
     </w:r>

--- a/klagomål/A 7725-2024 FSC-klagomål.docx
+++ b/klagomål/A 7725-2024 FSC-klagomål.docx
@@ -664,7 +664,7 @@
     <w:r>
       <w:tab/>
       <w:tab/>
-      <w:t>2025-01-01</w:t>
+      <w:t>2025-01-02</w:t>
       <w:br/>
       <w:br/>
     </w:r>

--- a/klagomål/A 7725-2024 FSC-klagomål.docx
+++ b/klagomål/A 7725-2024 FSC-klagomål.docx
@@ -664,7 +664,7 @@
     <w:r>
       <w:tab/>
       <w:tab/>
-      <w:t>2025-01-02</w:t>
+      <w:t>2025-01-03</w:t>
       <w:br/>
       <w:br/>
     </w:r>

--- a/klagomål/A 7725-2024 FSC-klagomål.docx
+++ b/klagomål/A 7725-2024 FSC-klagomål.docx
@@ -664,7 +664,7 @@
     <w:r>
       <w:tab/>
       <w:tab/>
-      <w:t>2025-01-03</w:t>
+      <w:t>2025-01-04</w:t>
       <w:br/>
       <w:br/>
     </w:r>

--- a/klagomål/A 7725-2024 FSC-klagomål.docx
+++ b/klagomål/A 7725-2024 FSC-klagomål.docx
@@ -664,7 +664,7 @@
     <w:r>
       <w:tab/>
       <w:tab/>
-      <w:t>2025-01-04</w:t>
+      <w:t>2025-01-05</w:t>
       <w:br/>
       <w:br/>
     </w:r>

--- a/klagomål/A 7725-2024 FSC-klagomål.docx
+++ b/klagomål/A 7725-2024 FSC-klagomål.docx
@@ -664,7 +664,7 @@
     <w:r>
       <w:tab/>
       <w:tab/>
-      <w:t>2025-01-05</w:t>
+      <w:t>2025-01-06</w:t>
       <w:br/>
       <w:br/>
     </w:r>

--- a/klagomål/A 7725-2024 FSC-klagomål.docx
+++ b/klagomål/A 7725-2024 FSC-klagomål.docx
@@ -664,7 +664,7 @@
     <w:r>
       <w:tab/>
       <w:tab/>
-      <w:t>2025-01-06</w:t>
+      <w:t>2025-01-07</w:t>
       <w:br/>
       <w:br/>
     </w:r>

--- a/klagomål/A 7725-2024 FSC-klagomål.docx
+++ b/klagomål/A 7725-2024 FSC-klagomål.docx
@@ -664,7 +664,7 @@
     <w:r>
       <w:tab/>
       <w:tab/>
-      <w:t>2025-01-07</w:t>
+      <w:t>2025-01-08</w:t>
       <w:br/>
       <w:br/>
     </w:r>

--- a/klagomål/A 7725-2024 FSC-klagomål.docx
+++ b/klagomål/A 7725-2024 FSC-klagomål.docx
@@ -664,7 +664,7 @@
     <w:r>
       <w:tab/>
       <w:tab/>
-      <w:t>2025-01-08</w:t>
+      <w:t>2025-01-09</w:t>
       <w:br/>
       <w:br/>
     </w:r>

--- a/klagomål/A 7725-2024 FSC-klagomål.docx
+++ b/klagomål/A 7725-2024 FSC-klagomål.docx
@@ -664,7 +664,7 @@
     <w:r>
       <w:tab/>
       <w:tab/>
-      <w:t>2025-01-09</w:t>
+      <w:t>2025-01-10</w:t>
       <w:br/>
       <w:br/>
     </w:r>

--- a/klagomål/A 7725-2024 FSC-klagomål.docx
+++ b/klagomål/A 7725-2024 FSC-klagomål.docx
@@ -664,7 +664,7 @@
     <w:r>
       <w:tab/>
       <w:tab/>
-      <w:t>2025-01-10</w:t>
+      <w:t>2025-01-11</w:t>
       <w:br/>
       <w:br/>
     </w:r>

--- a/klagomål/A 7725-2024 FSC-klagomål.docx
+++ b/klagomål/A 7725-2024 FSC-klagomål.docx
@@ -664,7 +664,7 @@
     <w:r>
       <w:tab/>
       <w:tab/>
-      <w:t>2025-01-11</w:t>
+      <w:t>2025-01-12</w:t>
       <w:br/>
       <w:br/>
     </w:r>

--- a/klagomål/A 7725-2024 FSC-klagomål.docx
+++ b/klagomål/A 7725-2024 FSC-klagomål.docx
@@ -664,7 +664,7 @@
     <w:r>
       <w:tab/>
       <w:tab/>
-      <w:t>2025-01-12</w:t>
+      <w:t>2025-01-13</w:t>
       <w:br/>
       <w:br/>
     </w:r>

--- a/klagomål/A 7725-2024 FSC-klagomål.docx
+++ b/klagomål/A 7725-2024 FSC-klagomål.docx
@@ -664,7 +664,7 @@
     <w:r>
       <w:tab/>
       <w:tab/>
-      <w:t>2025-01-13</w:t>
+      <w:t>2025-01-14</w:t>
       <w:br/>
       <w:br/>
     </w:r>

--- a/klagomål/A 7725-2024 FSC-klagomål.docx
+++ b/klagomål/A 7725-2024 FSC-klagomål.docx
@@ -664,7 +664,7 @@
     <w:r>
       <w:tab/>
       <w:tab/>
-      <w:t>2026-03-03</w:t>
+      <w:t>2026-03-04</w:t>
       <w:br/>
       <w:br/>
     </w:r>

--- a/klagomål/A 7725-2024 FSC-klagomål.docx
+++ b/klagomål/A 7725-2024 FSC-klagomål.docx
@@ -664,7 +664,7 @@
     <w:r>
       <w:tab/>
       <w:tab/>
-      <w:t>2026-03-04</w:t>
+      <w:t>2026-03-05</w:t>
       <w:br/>
       <w:br/>
     </w:r>

--- a/klagomål/A 7725-2024 FSC-klagomål.docx
+++ b/klagomål/A 7725-2024 FSC-klagomål.docx
@@ -664,7 +664,7 @@
     <w:r>
       <w:tab/>
       <w:tab/>
-      <w:t>2026-03-05</w:t>
+      <w:t>2026-03-06</w:t>
       <w:br/>
       <w:br/>
     </w:r>

--- a/klagomål/A 7725-2024 FSC-klagomål.docx
+++ b/klagomål/A 7725-2024 FSC-klagomål.docx
@@ -664,7 +664,7 @@
     <w:r>
       <w:tab/>
       <w:tab/>
-      <w:t>2026-03-06</w:t>
+      <w:t>2026-03-07</w:t>
       <w:br/>
       <w:br/>
     </w:r>

--- a/klagomål/A 7725-2024 FSC-klagomål.docx
+++ b/klagomål/A 7725-2024 FSC-klagomål.docx
@@ -664,7 +664,7 @@
     <w:r>
       <w:tab/>
       <w:tab/>
-      <w:t>2026-03-07</w:t>
+      <w:t>2026-03-08</w:t>
       <w:br/>
       <w:br/>
     </w:r>

--- a/klagomål/A 7725-2024 FSC-klagomål.docx
+++ b/klagomål/A 7725-2024 FSC-klagomål.docx
@@ -664,7 +664,7 @@
     <w:r>
       <w:tab/>
       <w:tab/>
-      <w:t>2026-03-08</w:t>
+      <w:t>2026-03-09</w:t>
       <w:br/>
       <w:br/>
     </w:r>

--- a/klagomål/A 7725-2024 FSC-klagomål.docx
+++ b/klagomål/A 7725-2024 FSC-klagomål.docx
@@ -664,7 +664,7 @@
     <w:r>
       <w:tab/>
       <w:tab/>
-      <w:t>2026-03-09</w:t>
+      <w:t>2026-03-10</w:t>
       <w:br/>
       <w:br/>
     </w:r>

--- a/klagomål/A 7725-2024 FSC-klagomål.docx
+++ b/klagomål/A 7725-2024 FSC-klagomål.docx
@@ -664,7 +664,7 @@
     <w:r>
       <w:tab/>
       <w:tab/>
-      <w:t>2026-03-10</w:t>
+      <w:t>2026-03-11</w:t>
       <w:br/>
       <w:br/>
     </w:r>

--- a/klagomål/A 7725-2024 FSC-klagomål.docx
+++ b/klagomål/A 7725-2024 FSC-klagomål.docx
@@ -664,7 +664,7 @@
     <w:r>
       <w:tab/>
       <w:tab/>
-      <w:t>2026-03-11</w:t>
+      <w:t>2026-03-12</w:t>
       <w:br/>
       <w:br/>
     </w:r>

--- a/klagomål/A 7725-2024 FSC-klagomål.docx
+++ b/klagomål/A 7725-2024 FSC-klagomål.docx
@@ -664,7 +664,7 @@
     <w:r>
       <w:tab/>
       <w:tab/>
-      <w:t>2026-03-12</w:t>
+      <w:t>2026-03-13</w:t>
       <w:br/>
       <w:br/>
     </w:r>

--- a/klagomål/A 7725-2024 FSC-klagomål.docx
+++ b/klagomål/A 7725-2024 FSC-klagomål.docx
@@ -664,7 +664,7 @@
     <w:r>
       <w:tab/>
       <w:tab/>
-      <w:t>2026-04-14</w:t>
+      <w:t>2026-04-15</w:t>
       <w:br/>
       <w:br/>
     </w:r>

--- a/klagomål/A 7725-2024 FSC-klagomål.docx
+++ b/klagomål/A 7725-2024 FSC-klagomål.docx
@@ -664,7 +664,7 @@
     <w:r>
       <w:tab/>
       <w:tab/>
-      <w:t>2026-04-15</w:t>
+      <w:t>2026-04-16</w:t>
       <w:br/>
       <w:br/>
     </w:r>

--- a/klagomål/A 7725-2024 FSC-klagomål.docx
+++ b/klagomål/A 7725-2024 FSC-klagomål.docx
@@ -664,7 +664,7 @@
     <w:r>
       <w:tab/>
       <w:tab/>
-      <w:t>2026-04-16</w:t>
+      <w:t>2026-04-17</w:t>
       <w:br/>
       <w:br/>
     </w:r>

--- a/klagomål/A 7725-2024 FSC-klagomål.docx
+++ b/klagomål/A 7725-2024 FSC-klagomål.docx
@@ -664,7 +664,7 @@
     <w:r>
       <w:tab/>
       <w:tab/>
-      <w:t>2026-04-17</w:t>
+      <w:t>2026-04-18</w:t>
       <w:br/>
       <w:br/>
     </w:r>

--- a/klagomål/A 7725-2024 FSC-klagomål.docx
+++ b/klagomål/A 7725-2024 FSC-klagomål.docx
@@ -664,7 +664,7 @@
     <w:r>
       <w:tab/>
       <w:tab/>
-      <w:t>2026-04-18</w:t>
+      <w:t>2026-04-19</w:t>
       <w:br/>
       <w:br/>
     </w:r>

--- a/klagomål/A 7725-2024 FSC-klagomål.docx
+++ b/klagomål/A 7725-2024 FSC-klagomål.docx
@@ -664,7 +664,7 @@
     <w:r>
       <w:tab/>
       <w:tab/>
-      <w:t>2026-04-19</w:t>
+      <w:t>2026-04-20</w:t>
       <w:br/>
       <w:br/>
     </w:r>

--- a/klagomål/A 7725-2024 FSC-klagomål.docx
+++ b/klagomål/A 7725-2024 FSC-klagomål.docx
@@ -664,7 +664,7 @@
     <w:r>
       <w:tab/>
       <w:tab/>
-      <w:t>2026-04-20</w:t>
+      <w:t>2026-04-21</w:t>
       <w:br/>
       <w:br/>
     </w:r>

--- a/klagomål/A 7725-2024 FSC-klagomål.docx
+++ b/klagomål/A 7725-2024 FSC-klagomål.docx
@@ -664,7 +664,7 @@
     <w:r>
       <w:tab/>
       <w:tab/>
-      <w:t>2026-04-21</w:t>
+      <w:t>2026-04-22</w:t>
       <w:br/>
       <w:br/>
     </w:r>

--- a/klagomål/A 7725-2024 FSC-klagomål.docx
+++ b/klagomål/A 7725-2024 FSC-klagomål.docx
@@ -664,7 +664,7 @@
     <w:r>
       <w:tab/>
       <w:tab/>
-      <w:t>2026-04-22</w:t>
+      <w:t>2026-04-23</w:t>
       <w:br/>
       <w:br/>
     </w:r>

--- a/klagomål/A 7725-2024 FSC-klagomål.docx
+++ b/klagomål/A 7725-2024 FSC-klagomål.docx
@@ -664,7 +664,7 @@
     <w:r>
       <w:tab/>
       <w:tab/>
-      <w:t>2026-04-23</w:t>
+      <w:t>2026-04-24</w:t>
       <w:br/>
       <w:br/>
     </w:r>

--- a/klagomål/A 7725-2024 FSC-klagomål.docx
+++ b/klagomål/A 7725-2024 FSC-klagomål.docx
@@ -664,7 +664,7 @@
     <w:r>
       <w:tab/>
       <w:tab/>
-      <w:t>2026-04-24</w:t>
+      <w:t>2026-04-25</w:t>
       <w:br/>
       <w:br/>
     </w:r>

--- a/klagomål/A 7725-2024 FSC-klagomål.docx
+++ b/klagomål/A 7725-2024 FSC-klagomål.docx
@@ -664,7 +664,7 @@
     <w:r>
       <w:tab/>
       <w:tab/>
-      <w:t>2026-04-25</w:t>
+      <w:t>2026-04-26</w:t>
       <w:br/>
       <w:br/>
     </w:r>

--- a/klagomål/A 7725-2024 FSC-klagomål.docx
+++ b/klagomål/A 7725-2024 FSC-klagomål.docx
@@ -664,7 +664,7 @@
     <w:r>
       <w:tab/>
       <w:tab/>
-      <w:t>2026-04-26</w:t>
+      <w:t>2026-04-27</w:t>
       <w:br/>
       <w:br/>
     </w:r>

--- a/klagomål/A 7725-2024 FSC-klagomål.docx
+++ b/klagomål/A 7725-2024 FSC-klagomål.docx
@@ -664,7 +664,7 @@
     <w:r>
       <w:tab/>
       <w:tab/>
-      <w:t>2026-04-27</w:t>
+      <w:t>2026-04-28</w:t>
       <w:br/>
       <w:br/>
     </w:r>

--- a/klagomål/A 7725-2024 FSC-klagomål.docx
+++ b/klagomål/A 7725-2024 FSC-klagomål.docx
@@ -664,7 +664,7 @@
     <w:r>
       <w:tab/>
       <w:tab/>
-      <w:t>2026-04-28</w:t>
+      <w:t>2026-04-29</w:t>
       <w:br/>
       <w:br/>
     </w:r>

--- a/klagomål/A 7725-2024 FSC-klagomål.docx
+++ b/klagomål/A 7725-2024 FSC-klagomål.docx
@@ -664,7 +664,7 @@
     <w:r>
       <w:tab/>
       <w:tab/>
-      <w:t>2026-04-29</w:t>
+      <w:t>2026-04-30</w:t>
       <w:br/>
       <w:br/>
     </w:r>

--- a/klagomål/A 7725-2024 FSC-klagomål.docx
+++ b/klagomål/A 7725-2024 FSC-klagomål.docx
@@ -664,7 +664,7 @@
     <w:r>
       <w:tab/>
       <w:tab/>
-      <w:t>2026-04-30</w:t>
+      <w:t>2026-05-01</w:t>
       <w:br/>
       <w:br/>
     </w:r>

--- a/klagomål/A 7725-2024 FSC-klagomål.docx
+++ b/klagomål/A 7725-2024 FSC-klagomål.docx
@@ -664,7 +664,7 @@
     <w:r>
       <w:tab/>
       <w:tab/>
-      <w:t>2026-05-01</w:t>
+      <w:t>2026-05-02</w:t>
       <w:br/>
       <w:br/>
     </w:r>

--- a/klagomål/A 7725-2024 FSC-klagomål.docx
+++ b/klagomål/A 7725-2024 FSC-klagomål.docx
@@ -664,7 +664,7 @@
     <w:r>
       <w:tab/>
       <w:tab/>
-      <w:t>2026-05-02</w:t>
+      <w:t>2026-05-03</w:t>
       <w:br/>
       <w:br/>
     </w:r>

--- a/klagomål/A 7725-2024 FSC-klagomål.docx
+++ b/klagomål/A 7725-2024 FSC-klagomål.docx
@@ -664,7 +664,7 @@
     <w:r>
       <w:tab/>
       <w:tab/>
-      <w:t>2026-05-03</w:t>
+      <w:t>2026-05-04</w:t>
       <w:br/>
       <w:br/>
     </w:r>

--- a/klagomål/A 7725-2024 FSC-klagomål.docx
+++ b/klagomål/A 7725-2024 FSC-klagomål.docx
@@ -664,7 +664,7 @@
     <w:r>
       <w:tab/>
       <w:tab/>
-      <w:t>2026-05-04</w:t>
+      <w:t>2026-05-05</w:t>
       <w:br/>
       <w:br/>
     </w:r>

--- a/klagomål/A 7725-2024 FSC-klagomål.docx
+++ b/klagomål/A 7725-2024 FSC-klagomål.docx
@@ -664,7 +664,7 @@
     <w:r>
       <w:tab/>
       <w:tab/>
-      <w:t>2026-05-05</w:t>
+      <w:t>2026-05-06</w:t>
       <w:br/>
       <w:br/>
     </w:r>

--- a/klagomål/A 7725-2024 FSC-klagomål.docx
+++ b/klagomål/A 7725-2024 FSC-klagomål.docx
@@ -664,7 +664,7 @@
     <w:r>
       <w:tab/>
       <w:tab/>
-      <w:t>2026-05-16</w:t>
+      <w:t>2026-05-17</w:t>
       <w:br/>
       <w:br/>
     </w:r>

--- a/klagomål/A 7725-2024 FSC-klagomål.docx
+++ b/klagomål/A 7725-2024 FSC-klagomål.docx
@@ -664,7 +664,7 @@
     <w:r>
       <w:tab/>
       <w:tab/>
-      <w:t>2026-05-17</w:t>
+      <w:t>2026-05-18</w:t>
       <w:br/>
       <w:br/>
     </w:r>

--- a/klagomål/A 7725-2024 FSC-klagomål.docx
+++ b/klagomål/A 7725-2024 FSC-klagomål.docx
@@ -664,7 +664,7 @@
     <w:r>
       <w:tab/>
       <w:tab/>
-      <w:t>2026-05-18</w:t>
+      <w:t>2026-05-19</w:t>
       <w:br/>
       <w:br/>
     </w:r>

--- a/klagomål/A 7725-2024 FSC-klagomål.docx
+++ b/klagomål/A 7725-2024 FSC-klagomål.docx
@@ -664,7 +664,7 @@
     <w:r>
       <w:tab/>
       <w:tab/>
-      <w:t>2026-05-19</w:t>
+      <w:t>2026-05-20</w:t>
       <w:br/>
       <w:br/>
     </w:r>

--- a/klagomål/A 7725-2024 FSC-klagomål.docx
+++ b/klagomål/A 7725-2024 FSC-klagomål.docx
@@ -664,7 +664,7 @@
     <w:r>
       <w:tab/>
       <w:tab/>
-      <w:t>2026-05-20</w:t>
+      <w:t>2026-05-21</w:t>
       <w:br/>
       <w:br/>
     </w:r>

--- a/klagomål/A 7725-2024 FSC-klagomål.docx
+++ b/klagomål/A 7725-2024 FSC-klagomål.docx
@@ -664,7 +664,7 @@
     <w:r>
       <w:tab/>
       <w:tab/>
-      <w:t>2026-05-21</w:t>
+      <w:t>2026-05-22</w:t>
       <w:br/>
       <w:br/>
     </w:r>

--- a/klagomål/A 7725-2024 FSC-klagomål.docx
+++ b/klagomål/A 7725-2024 FSC-klagomål.docx
@@ -664,7 +664,7 @@
     <w:r>
       <w:tab/>
       <w:tab/>
-      <w:t>2026-05-22</w:t>
+      <w:t>2026-05-23</w:t>
       <w:br/>
       <w:br/>
     </w:r>

--- a/klagomål/A 7725-2024 FSC-klagomål.docx
+++ b/klagomål/A 7725-2024 FSC-klagomål.docx
@@ -664,7 +664,7 @@
     <w:r>
       <w:tab/>
       <w:tab/>
-      <w:t>2026-05-23</w:t>
+      <w:t>2026-05-24</w:t>
       <w:br/>
       <w:br/>
     </w:r>

--- a/klagomål/A 7725-2024 FSC-klagomål.docx
+++ b/klagomål/A 7725-2024 FSC-klagomål.docx
@@ -664,7 +664,7 @@
     <w:r>
       <w:tab/>
       <w:tab/>
-      <w:t>2026-05-24</w:t>
+      <w:t>2026-05-25</w:t>
       <w:br/>
       <w:br/>
     </w:r>

--- a/klagomål/A 7725-2024 FSC-klagomål.docx
+++ b/klagomål/A 7725-2024 FSC-klagomål.docx
@@ -664,7 +664,7 @@
     <w:r>
       <w:tab/>
       <w:tab/>
-      <w:t>2026-05-25</w:t>
+      <w:t>2026-05-26</w:t>
       <w:br/>
       <w:br/>
     </w:r>

--- a/klagomål/A 7725-2024 FSC-klagomål.docx
+++ b/klagomål/A 7725-2024 FSC-klagomål.docx
@@ -664,7 +664,7 @@
     <w:r>
       <w:tab/>
       <w:tab/>
-      <w:t>2026-05-26</w:t>
+      <w:t>2026-05-27</w:t>
       <w:br/>
       <w:br/>
     </w:r>

--- a/klagomål/A 7725-2024 FSC-klagomål.docx
+++ b/klagomål/A 7725-2024 FSC-klagomål.docx
@@ -664,7 +664,7 @@
     <w:r>
       <w:tab/>
       <w:tab/>
-      <w:t>2026-05-27</w:t>
+      <w:t>2026-05-28</w:t>
       <w:br/>
       <w:br/>
     </w:r>

--- a/klagomål/A 7725-2024 FSC-klagomål.docx
+++ b/klagomål/A 7725-2024 FSC-klagomål.docx
@@ -664,7 +664,7 @@
     <w:r>
       <w:tab/>
       <w:tab/>
-      <w:t>2026-05-28</w:t>
+      <w:t>2026-05-29</w:t>
       <w:br/>
       <w:br/>
     </w:r>

--- a/klagomål/A 7725-2024 FSC-klagomål.docx
+++ b/klagomål/A 7725-2024 FSC-klagomål.docx
@@ -664,7 +664,7 @@
     <w:r>
       <w:tab/>
       <w:tab/>
-      <w:t>2026-05-29</w:t>
+      <w:t>2026-05-30</w:t>
       <w:br/>
       <w:br/>
     </w:r>

--- a/klagomål/A 7725-2024 FSC-klagomål.docx
+++ b/klagomål/A 7725-2024 FSC-klagomål.docx
@@ -664,7 +664,7 @@
     <w:r>
       <w:tab/>
       <w:tab/>
-      <w:t>2026-05-30</w:t>
+      <w:t>2026-05-31</w:t>
       <w:br/>
       <w:br/>
     </w:r>

--- a/klagomål/A 7725-2024 FSC-klagomål.docx
+++ b/klagomål/A 7725-2024 FSC-klagomål.docx
@@ -664,7 +664,7 @@
     <w:r>
       <w:tab/>
       <w:tab/>
-      <w:t>2026-05-31</w:t>
+      <w:t>2026-06-01</w:t>
       <w:br/>
       <w:br/>
     </w:r>

--- a/klagomål/A 7725-2024 FSC-klagomål.docx
+++ b/klagomål/A 7725-2024 FSC-klagomål.docx
@@ -664,7 +664,7 @@
     <w:r>
       <w:tab/>
       <w:tab/>
-      <w:t>2026-06-01</w:t>
+      <w:t>2026-06-02</w:t>
       <w:br/>
       <w:br/>
     </w:r>

--- a/klagomål/A 7725-2024 FSC-klagomål.docx
+++ b/klagomål/A 7725-2024 FSC-klagomål.docx
@@ -664,7 +664,7 @@
     <w:r>
       <w:tab/>
       <w:tab/>
-      <w:t>2026-06-02</w:t>
+      <w:t>2026-06-03</w:t>
       <w:br/>
       <w:br/>
     </w:r>

--- a/klagomål/A 7725-2024 FSC-klagomål.docx
+++ b/klagomål/A 7725-2024 FSC-klagomål.docx
@@ -664,7 +664,7 @@
     <w:r>
       <w:tab/>
       <w:tab/>
-      <w:t>2026-06-03</w:t>
+      <w:t>2026-06-04</w:t>
       <w:br/>
       <w:br/>
     </w:r>

--- a/klagomål/A 7725-2024 FSC-klagomål.docx
+++ b/klagomål/A 7725-2024 FSC-klagomål.docx
@@ -664,7 +664,7 @@
     <w:r>
       <w:tab/>
       <w:tab/>
-      <w:t>2026-06-04</w:t>
+      <w:t>2026-06-05</w:t>
       <w:br/>
       <w:br/>
     </w:r>

--- a/klagomål/A 7725-2024 FSC-klagomål.docx
+++ b/klagomål/A 7725-2024 FSC-klagomål.docx
@@ -664,7 +664,7 @@
     <w:r>
       <w:tab/>
       <w:tab/>
-      <w:t>2026-06-05</w:t>
+      <w:t>2026-06-06</w:t>
       <w:br/>
       <w:br/>
     </w:r>

--- a/klagomål/A 7725-2024 FSC-klagomål.docx
+++ b/klagomål/A 7725-2024 FSC-klagomål.docx
@@ -664,7 +664,7 @@
     <w:r>
       <w:tab/>
       <w:tab/>
-      <w:t>2026-06-06</w:t>
+      <w:t>2026-06-07</w:t>
       <w:br/>
       <w:br/>
     </w:r>

--- a/klagomål/A 7725-2024 FSC-klagomål.docx
+++ b/klagomål/A 7725-2024 FSC-klagomål.docx
@@ -664,7 +664,7 @@
     <w:r>
       <w:tab/>
       <w:tab/>
-      <w:t>2026-06-07</w:t>
+      <w:t>2026-06-08</w:t>
       <w:br/>
       <w:br/>
     </w:r>

--- a/klagomål/A 7725-2024 FSC-klagomål.docx
+++ b/klagomål/A 7725-2024 FSC-klagomål.docx
@@ -664,7 +664,7 @@
     <w:r>
       <w:tab/>
       <w:tab/>
-      <w:t>2026-06-08</w:t>
+      <w:t>2026-06-09</w:t>
       <w:br/>
       <w:br/>
     </w:r>

--- a/klagomål/A 7725-2024 FSC-klagomål.docx
+++ b/klagomål/A 7725-2024 FSC-klagomål.docx
@@ -664,7 +664,7 @@
     <w:r>
       <w:tab/>
       <w:tab/>
-      <w:t>2026-06-09</w:t>
+      <w:t>2026-06-10</w:t>
       <w:br/>
       <w:br/>
     </w:r>
